--- a/docs/edumatch_spec_v2.docx
+++ b/docs/edumatch_spec_v2.docx
@@ -1731,7 +1731,7 @@
                 <w:sz w:val="18"/>
                 <w:szCs w:val="18"/>
               </w:rPr>
-              <w:t xml:space="preserve">ナビゲーターモードでAIと対話（群によりRAG有無）。5往復以上で次へ可</w:t>
+              <w:t xml:space="preserve">AIと対話（モードは固定・画面に表示せず。群によりRAG有無）。5往復以上で次へ可</w:t>
             </w:r>
           </w:p>
         </w:tc>
@@ -1971,7 +1971,7 @@
                 <w:sz w:val="18"/>
                 <w:szCs w:val="18"/>
               </w:rPr>
-              <w:t xml:space="preserve">ナビゲーターモードでAIと対話（群によりRAG有無）</w:t>
+              <w:t xml:space="preserve">AIと対話（モードは固定・画面に表示せず。群によりRAG有無）</w:t>
             </w:r>
           </w:p>
         </w:tc>
@@ -4154,7 +4154,7 @@
         <w:spacing w:after="60"/>
       </w:pPr>
       <w:r>
-        <w:t xml:space="preserve">両条件とも画面表示は「ナビゲーターモード」で統一し、RAGあり/なしを表示しない。</w:t>
+        <w:t xml:space="preserve">両条件で画面表示は同一。モード名やRAGあり/なしは画面に一切表示しない（対話モードは固定のため、モード名バッジ自体を撤去）。</w:t>
       </w:r>
     </w:p>
     <w:p>
@@ -4181,6 +4181,19 @@
       </w:pPr>
       <w:r>
         <w:t xml:space="preserve">応答評価の設問は「根拠（公的な資料や指針など）」と中立的に表現し、特定のRAG文書名と語が一致しないようにする（demand characteristics の低減）。</w:t>
+      </w:r>
+    </w:p>
+    <w:p>
+      <w:pPr>
+        <w:pStyle w:val="ListParagraph"/>
+        <w:numPr>
+          <w:ilvl w:val="0"/>
+          <w:numId w:val="2"/>
+        </w:numPr>
+        <w:spacing w:after="60"/>
+      </w:pPr>
+      <w:r>
+        <w:t xml:space="preserve">リンクのプレビュー・ブラウザのタブ・OGタグは研究の狙いを伏せた中立表示（タイトル「教育に関する調査」、説明は匿名・研究目的のみ）。検索エンジンには載せない（noindex）。</w:t>
       </w:r>
     </w:p>
     <w:p>
@@ -8216,7 +8229,7 @@
           <w:i/>
           <w:iCs/>
         </w:rPr>
-        <w:t xml:space="preserve">本システムは Next.js（App Router）で実装し Vercel 上にデプロイした Web アプリケーションである。事前・事後アンケートを対話システムに統合し、同意・属性入力の後、2つの教育的論点について「事前測定→AIとの対話→事後測定」を被験者内で行う一連のセッションを提供する。データ永続化と検索には Supabase（PostgreSQL＋pgvector）を用いた。対話生成には Anthropic Claude（Sonnet 4.6）を、教育特化型RAGの文書・クエリのベクトル化には OpenAI の埋め込みモデル（text-embedding-3-small、1024次元）を用いた。教育分野の公的文書を約800文字単位でチャンク化して埋め込み、利用者の発話に対しコサイン類似度上位の文書片を検索して応答の根拠とした。評価では、同一モデル・同一プロンプト・同一モード（ナビゲーター）のまま教育特化文書の参照有無のみを切り替え、参加者を群X/Yに自動割当してテーマと条件をカウンターバランスした。回答者には常に「ナビゲーターモード」と表示し、参照資料は画面に出さないことで条件を盲検化した。選択式回答はすべて整数1〜4で記録し、群および各テーマのRAG有無のフラグとともに、1参加者1行のCSVとして出力できる。</w:t>
+        <w:t xml:space="preserve">本システムは Next.js（App Router）で実装し Vercel 上にデプロイした Web アプリケーションである。事前・事後アンケートを対話システムに統合し、同意・属性入力の後、2つの教育的論点について「事前測定→AIとの対話→事後測定」を被験者内で行う一連のセッションを提供する。データ永続化と検索には Supabase（PostgreSQL＋pgvector）を用いた。対話生成には Anthropic Claude（Sonnet 4.6）を、教育特化型RAGの文書・クエリのベクトル化には OpenAI の埋め込みモデル（text-embedding-3-small、1024次元）を用いた。教育分野の公的文書を約800文字単位でチャンク化して埋め込み、利用者の発話に対しコサイン類似度上位の文書片を検索して応答の根拠とした。評価では、同一モデル・同一プロンプト・同一モード（ナビゲーター）のまま教育特化文書の参照有無のみを切り替え、参加者を群X/Yに自動割当してテーマと条件をカウンターバランスした。回答者には常に同一の画面を提示し（モード名や参照資料を表示しない）、リンクプレビューやタイトルも研究の狙いを伏せた中立表示とすることで条件を盲検化した。選択式回答はすべて整数1〜4で記録し、群および各テーマのRAG有無のフラグとともに、1参加者1行のCSVとして出力できる。</w:t>
       </w:r>
     </w:p>
     <w:p>
